--- a/documentos/transversales/01_Acta_de_Constitucion.docx
+++ b/documentos/transversales/01_Acta_de_Constitucion.docx
@@ -478,7 +478,7 @@
         <w:rPr>
           <w:lang w:val="es-CO"/>
         </w:rPr>
-        <w:t xml:space="preserve">Implementar VM, RDBMS y scripts reproducibles, y conectar Flask con el usuario de consulta</w:t>
+        <w:t xml:space="preserve">Implementar VM, RDBMS y scripts reproducibles, y conectar la aplicación Java (Spring Boot) con el usuario de consulta</w:t>
       </w:r>
       <w:r>
         <w:rPr>
@@ -1184,7 +1184,7 @@
         <w:rPr>
           <w:lang w:val="es-CO"/>
         </w:rPr>
-        <w:t xml:space="preserve">El horizonte es de 14 semanas y 385 horas de esfuerzo distribuido, sin dedicación exclusiva. Se utilizarán Oracle Linux 9, Oracle AI Database 26ai Free, VirtualBox (con simulación previa en Lima) y Python/Flask; se respetan las limitaciones de la edición Free y la VM de 6 GB prevista en la propuesta. Los datos serán ficticios y el esquema de consulta tendrá privilegios mínimos. El medio de virtualización se adecúa al equipo anfitrión sin cambiar el alcance funcional.</w:t>
+        <w:t xml:space="preserve">El horizonte es de 14 semanas y 385 horas de esfuerzo distribuido, sin dedicación exclusiva. Se utilizarán Oracle Linux 9, Oracle AI Database 26ai Free, VirtualBox (con simulación previa en Lima) y Java/Spring Boot; se respetan las limitaciones de la edición Free y la VM de 6 GB prevista en la propuesta. Los datos serán ficticios y el esquema de consulta tendrá privilegios mínimos. El medio de virtualización se adecúa al equipo anfitrión sin cambiar el alcance funcional.</w:t>
       </w:r>
     </w:p>
     <w:p>

--- a/documentos/transversales/01_Acta_de_Constitucion.docx
+++ b/documentos/transversales/01_Acta_de_Constitucion.docx
@@ -478,7 +478,7 @@
         <w:rPr>
           <w:lang w:val="es-CO"/>
         </w:rPr>
-        <w:t xml:space="preserve">Implementar VM, RDBMS y scripts reproducibles, y conectar la aplicación Java (Spring Boot) con el usuario de consulta</w:t>
+        <w:t xml:space="preserve">Implementar VM, RDBMS y scripts reproducibles, y conectar la aplicación Java (Servlets y JSP) con el usuario de consulta</w:t>
       </w:r>
       <w:r>
         <w:rPr>
@@ -1184,7 +1184,7 @@
         <w:rPr>
           <w:lang w:val="es-CO"/>
         </w:rPr>
-        <w:t xml:space="preserve">El horizonte es de 14 semanas y 385 horas de esfuerzo distribuido, sin dedicación exclusiva. Se utilizarán Oracle Linux 9, Oracle AI Database 26ai Free, VirtualBox (con simulación previa en Lima) y Java/Spring Boot; se respetan las limitaciones de la edición Free y la VM de 6 GB prevista en la propuesta. Los datos serán ficticios y el esquema de consulta tendrá privilegios mínimos. El medio de virtualización se adecúa al equipo anfitrión sin cambiar el alcance funcional.</w:t>
+        <w:t xml:space="preserve">El horizonte es de 14 semanas y 385 horas de esfuerzo distribuido, sin dedicación exclusiva. Se utilizarán Oracle Linux 9, Oracle AI Database 26ai Free, VirtualBox (con simulación previa en Lima) y Java con Servlets/JSP sobre Tomcat; se respetan las limitaciones de la edición Free y la VM de 6 GB prevista en la propuesta. Los datos serán ficticios y el esquema de consulta tendrá privilegios mínimos. El medio de virtualización se adecúa al equipo anfitrión sin cambiar el alcance funcional.</w:t>
       </w:r>
     </w:p>
     <w:p>

--- a/documentos/transversales/01_Acta_de_Constitucion.docx
+++ b/documentos/transversales/01_Acta_de_Constitucion.docx
@@ -380,7 +380,7 @@
         <w:rPr>
           <w:lang w:val="es-CO"/>
         </w:rPr>
-        <w:t xml:space="preserve">Diseñar e implementar SIGEVET en Oracle sobre una máquina virtual Oracle Linux, desde el modelo conceptual hasta la consulta web, para integrar la información de Huella Sana.</w:t>
+        <w:t xml:space="preserve">Diseñar e implementar SIGEVET en MySQL sobre una máquina virtual Oracle Linux, desde el modelo conceptual hasta la consulta web, para integrar la información de Huella Sana.</w:t>
       </w:r>
     </w:p>
     <w:p>
@@ -433,7 +433,7 @@
         <w:rPr>
           <w:lang w:val="es-CO"/>
         </w:rPr>
-        <w:t xml:space="preserve">Elaborar MER Chen, MER Extendido y modelos lógico y relacional en Oracle SQL Developer Data Modeler.</w:t>
+        <w:t xml:space="preserve">Elaborar MER Chen, MER Extendido y modelos lógico y relacional en MySQL Workbench.</w:t>
       </w:r>
     </w:p>
     <w:p>
@@ -491,7 +491,7 @@
           <w:rStyle w:val="VerbatimChar"/>
           <w:lang w:val="es-CO"/>
         </w:rPr>
-        <w:t xml:space="preserve">VET_APP</w:t>
+        <w:t xml:space="preserve">vet_app</w:t>
       </w:r>
       <w:r>
         <w:rPr>
@@ -523,7 +523,7 @@
         <w:rPr>
           <w:lang w:val="es-CO"/>
         </w:rPr>
-        <w:t xml:space="preserve">Se considera satisfactorio el proyecto cuando el docente valida los entregables oficiales, los scripts reconstruyen el esquema</w:t>
+        <w:t xml:space="preserve">Se considera satisfactorio el proyecto cuando el docente valida los entregables oficiales, los scripts reconstruyen la base</w:t>
       </w:r>
       <w:r>
         <w:rPr>
@@ -536,7 +536,7 @@
           <w:rStyle w:val="VerbatimChar"/>
           <w:lang w:val="es-CO"/>
         </w:rPr>
-        <w:t xml:space="preserve">VETDB</w:t>
+        <w:t xml:space="preserve">sigevet</w:t>
       </w:r>
       <w:r>
         <w:rPr>
@@ -758,7 +758,7 @@
                 <w:sz w:val="19"/>
                 <w:lang w:val="es-CO"/>
               </w:rPr>
-              <w:t xml:space="preserve">Propuesta del proyecto; Documento de supuestos; MER notación Peter Chen; MER Extendido; MER Barker / Crow’s Foot (Data Modeler); Modelo relacional Crow’s Foot (Data Modeler); Diccionario de datos; Documento de álgebra relacional (55 ejercicios).</w:t>
+              <w:t xml:space="preserve">Propuesta del proyecto; Documento de supuestos; MER notación Peter Chen; MER Extendido; MER Barker / Crow’s Foot (MySQL Workbench); Modelo relacional Crow’s Foot (MySQL Workbench); Diccionario de datos; Documento de álgebra relacional (55 ejercicios).</w:t>
             </w:r>
           </w:p>
         </w:tc>
@@ -1184,7 +1184,7 @@
         <w:rPr>
           <w:lang w:val="es-CO"/>
         </w:rPr>
-        <w:t xml:space="preserve">El horizonte es de 14 semanas y 385 horas de esfuerzo distribuido, sin dedicación exclusiva. Se utilizarán Oracle Linux 9, Oracle AI Database 26ai Free, VirtualBox (con simulación previa en Lima) y Java con Servlets/JSP sobre Tomcat; se respetan las limitaciones de la edición Free y la VM de 6 GB prevista en la propuesta. Los datos serán ficticios y el esquema de consulta tendrá privilegios mínimos. El medio de virtualización se adecúa al equipo anfitrión sin cambiar el alcance funcional.</w:t>
+        <w:t xml:space="preserve">El horizonte es de 14 semanas y 385 horas de esfuerzo distribuido, sin dedicación exclusiva. Se utilizarán Oracle Linux 9, MySQL 8.4 LTS con MySQL Workbench, VirtualBox (con simulación previa en Lima) y Java con Servlets/JSP sobre Tomcat, dentro de la VM de 6 GB prevista en la propuesta. Los datos serán ficticios y el esquema de consulta tendrá privilegios mínimos. El medio de virtualización se adecúa al equipo anfitrión sin cambiar el alcance funcional.</w:t>
       </w:r>
     </w:p>
     <w:p>
@@ -1343,7 +1343,7 @@
                 <w:sz w:val="19"/>
                 <w:lang w:val="es-CO"/>
               </w:rPr>
-              <w:t xml:space="preserve">Validar arquitectura, memoria y arranque antes de instalar Oracle; Juan Miguel Ramos.</w:t>
+              <w:t xml:space="preserve">Validar arquitectura, memoria y arranque antes de instalar MySQL; Juan Miguel Ramos.</w:t>
             </w:r>
           </w:p>
         </w:tc>

--- a/documentos/transversales/01_Acta_de_Constitucion.docx
+++ b/documentos/transversales/01_Acta_de_Constitucion.docx
@@ -1184,7 +1184,7 @@
         <w:rPr>
           <w:lang w:val="es-CO"/>
         </w:rPr>
-        <w:t xml:space="preserve">El horizonte es de 14 semanas y 385 horas de esfuerzo distribuido, sin dedicación exclusiva. Se utilizarán Oracle Linux 9, MySQL 8.4 LTS con MySQL Workbench, VirtualBox (con simulación previa en Lima) y Java con Servlets/JSP sobre Tomcat, dentro de la VM de 6 GB prevista en la propuesta. Los datos serán ficticios y el esquema de consulta tendrá privilegios mínimos. El medio de virtualización se adecúa al equipo anfitrión sin cambiar el alcance funcional.</w:t>
+        <w:t xml:space="preserve">El horizonte es de 14 semanas y 385 horas de esfuerzo distribuido, sin dedicación exclusiva. Se utilizarán Oracle Linux 9, MySQL 8.4 LTS con MySQL Workbench, una VM con KVM en el computador servidor (con simulación previa en Lima en macOS) y Java con Servlets/JSP sobre Tomcat, dentro de la VM de 6 GB prevista en la propuesta. Los datos serán ficticios y el esquema de consulta tendrá privilegios mínimos. El medio de virtualización se adecúa al equipo anfitrión sin cambiar el alcance funcional.</w:t>
       </w:r>
     </w:p>
     <w:p>

--- a/documentos/transversales/01_Acta_de_Constitucion.docx
+++ b/documentos/transversales/01_Acta_de_Constitucion.docx
@@ -478,7 +478,7 @@
         <w:rPr>
           <w:lang w:val="es-CO"/>
         </w:rPr>
-        <w:t xml:space="preserve">Implementar VM, RDBMS y scripts reproducibles, y conectar la aplicación Java (Servlets y JSP) con el usuario de consulta</w:t>
+        <w:t xml:space="preserve">Implementar VM, RDBMS y scripts reproducibles, y conectar la aplicación Java (Spring Boot) con el usuario de consulta</w:t>
       </w:r>
       <w:r>
         <w:rPr>
@@ -1184,7 +1184,7 @@
         <w:rPr>
           <w:lang w:val="es-CO"/>
         </w:rPr>
-        <w:t xml:space="preserve">El horizonte es de 14 semanas y 385 horas de esfuerzo distribuido, sin dedicación exclusiva. Se utilizarán Oracle Linux 9, MySQL 8.4 LTS con MySQL Workbench, una VM con KVM en el computador servidor (con simulación previa en Lima en macOS) y Java con Servlets/JSP sobre Tomcat, dentro de la VM de 6 GB prevista en la propuesta. Los datos serán ficticios y el esquema de consulta tendrá privilegios mínimos. El medio de virtualización se adecúa al equipo anfitrión sin cambiar el alcance funcional.</w:t>
+        <w:t xml:space="preserve">El horizonte es de 14 semanas y 385 horas de esfuerzo distribuido, sin dedicación exclusiva. Se utilizarán Oracle Linux 9, MySQL 8.4 LTS con MySQL Workbench, una VM con KVM en el computador servidor (con simulación previa en Lima en macOS) y Java con Spring Boot (sin ORM), dentro de la VM de 6 GB prevista en la propuesta. Los datos serán ficticios y el esquema de consulta tendrá privilegios mínimos. El medio de virtualización se adecúa al equipo anfitrión sin cambiar el alcance funcional.</w:t>
       </w:r>
     </w:p>
     <w:p>

--- a/documentos/transversales/01_Acta_de_Constitucion.docx
+++ b/documentos/transversales/01_Acta_de_Constitucion.docx
@@ -312,25 +312,14 @@
         <w:rPr>
           <w:lang w:val="es-CO"/>
         </w:rPr>
-        <w:t xml:space="preserve">Se constituye SIGEVET, Sistema Integral de Gestión Veterinaria, como proyecto académico de Bases de Datos 1 de la Universidad El Bosque. Su propósito es integrar la información de las cinco sedes de la organización ficticia Huella Sana S.A.S.: Usaquén, Chapinero, Chía, Laureles y San Fernando.</w:t>
-      </w:r>
-    </w:p>
-    <w:p>
-      <w:pPr>
-        <w:pStyle w:val="BodyText"/>
-      </w:pPr>
-      <w:r>
-        <w:rPr>
-          <w:lang w:val="es-CO"/>
-        </w:rPr>
-        <w:t xml:space="preserve">Las agendas aisladas, las historias clínicas físicas y la facturación sin integración producen duplicidad de clientes, cruces de citas y consultas incompletas entre sedes. Se autoriza construir una base relacional centralizada y una aplicación web de consulta para demostrar integridad y trazabilidad clínica, operativa y comercial.</w:t>
+        <w:t xml:space="preserve">Se autoriza SIGEVET, Sistema Integral de Gestión Veterinaria, proyecto de Bases de Datos 1 de la Universidad El Bosque: base relacional y consulta web para Huella Sana S.A.S. (ficticia). Integra cinco sedes: Usaquén, Chapinero, Chía, Laureles y San Fernando, para reducir duplicados, cruces de citas e historias incompletas.</w:t>
       </w:r>
     </w:p>
     <w:p>
       <w:pPr>
         <w:pStyle w:val="Heading1"/>
       </w:pPr>
-      <w:bookmarkStart w:id="20" w:name="_4113d6c817fe1b48f394c0081e980c3f2741787"/>
+      <w:bookmarkStart w:id="20" w:name="_65d004edfa64b9590fb2123646445c3e47b965c"/>
       <w:r>
         <w:rPr>
           <w:rStyle w:val="SectionNumber"/>
@@ -345,7 +334,7 @@
         <w:rPr>
           <w:lang w:val="es-CO"/>
         </w:rPr>
-        <w:t xml:space="preserve">Objetivos y criterios de éxito</w:t>
+        <w:t xml:space="preserve">Objetivos y éxito</w:t>
       </w:r>
       <w:bookmarkEnd w:id="20"/>
     </w:p>
@@ -353,7 +342,7 @@
       <w:pPr>
         <w:pStyle w:val="Heading2"/>
       </w:pPr>
-      <w:bookmarkStart w:id="21" w:name="_c64fb550c3e89cc8e7ce1cbb90cf5a950e7566d"/>
+      <w:bookmarkStart w:id="21" w:name="_general"/>
       <w:r>
         <w:rPr>
           <w:rStyle w:val="SectionNumber"/>
@@ -368,7 +357,7 @@
         <w:rPr>
           <w:lang w:val="es-CO"/>
         </w:rPr>
-        <w:t xml:space="preserve">Objetivo general</w:t>
+        <w:t xml:space="preserve">General</w:t>
       </w:r>
       <w:bookmarkEnd w:id="21"/>
     </w:p>
@@ -380,14 +369,14 @@
         <w:rPr>
           <w:lang w:val="es-CO"/>
         </w:rPr>
-        <w:t xml:space="preserve">Diseñar e implementar SIGEVET en MySQL sobre una máquina virtual Oracle Linux, desde el modelo conceptual hasta la consulta web, para integrar la información de Huella Sana.</w:t>
+        <w:t xml:space="preserve">Implementar SIGEVET desde el modelo conceptual hasta MySQL en VM Oracle Linux y consulta web.</w:t>
       </w:r>
     </w:p>
     <w:p>
       <w:pPr>
         <w:pStyle w:val="Heading2"/>
       </w:pPr>
-      <w:bookmarkStart w:id="22" w:name="_cb37acc1d3c00bf5df0b06a4f27c7103121ff3b"/>
+      <w:bookmarkStart w:id="22" w:name="_específicos"/>
       <w:r>
         <w:rPr>
           <w:rStyle w:val="SectionNumber"/>
@@ -402,7 +391,7 @@
         <w:rPr>
           <w:lang w:val="es-CO"/>
         </w:rPr>
-        <w:t xml:space="preserve">Objetivos específicos</w:t>
+        <w:t xml:space="preserve">Específicos</w:t>
       </w:r>
       <w:bookmarkEnd w:id="22"/>
     </w:p>
@@ -418,7 +407,7 @@
         <w:rPr>
           <w:lang w:val="es-CO"/>
         </w:rPr>
-        <w:t xml:space="preserve">Documentar requerimientos, supuestos y reglas de negocio de las cinco sedes.</w:t>
+        <w:t xml:space="preserve">Documentar requerimientos, supuestos y reglas.</w:t>
       </w:r>
     </w:p>
     <w:p>
@@ -433,7 +422,7 @@
         <w:rPr>
           <w:lang w:val="es-CO"/>
         </w:rPr>
-        <w:t xml:space="preserve">Elaborar MER Chen, MER Extendido y modelos lógico y relacional en MySQL Workbench.</w:t>
+        <w:t xml:space="preserve">Elaborar Chen, Extendido, lógico y relacional con MySQL Workbench.</w:t>
       </w:r>
     </w:p>
     <w:p>
@@ -448,7 +437,7 @@
         <w:rPr>
           <w:lang w:val="es-CO"/>
         </w:rPr>
-        <w:t xml:space="preserve">Normalizar las 22 tablas del esquema a tercera forma normal y documentar tipos, dominios y restricciones.</w:t>
+        <w:t xml:space="preserve">Normalizar 22 tablas a 3FN; documentar tipos/dominios/restricciones.</w:t>
       </w:r>
     </w:p>
     <w:p>
@@ -463,7 +452,7 @@
         <w:rPr>
           <w:lang w:val="es-CO"/>
         </w:rPr>
-        <w:t xml:space="preserve">Verificar 55 ejercicios de álgebra relacional mediante sus consultas equivalentes y datos de prueba.</w:t>
+        <w:t xml:space="preserve">Verificar 55 ejercicios de álgebra con SQL y datos.</w:t>
       </w:r>
     </w:p>
     <w:p>
@@ -478,7 +467,7 @@
         <w:rPr>
           <w:lang w:val="es-CO"/>
         </w:rPr>
-        <w:t xml:space="preserve">Implementar VM, RDBMS y scripts reproducibles, y conectar la aplicación Java (Spring Boot) con el usuario de consulta</w:t>
+        <w:t xml:space="preserve">Implementar VM/RDBMS/scripts reproducibles; conectar Java (Spring Boot) como</w:t>
       </w:r>
       <w:r>
         <w:rPr>
@@ -512,7 +501,7 @@
         <w:rPr>
           <w:lang w:val="es-CO"/>
         </w:rPr>
-        <w:t xml:space="preserve">Mantener aportes verificables en Git/GitHub y presentar una demostración de máximo 15 minutos con audio y cámara de todos los integrantes.</w:t>
+        <w:t xml:space="preserve">Aportar en Git/GitHub; video máximo 15 minutos, todos con audio/cámara.</w:t>
       </w:r>
     </w:p>
     <w:p>
@@ -523,7 +512,7 @@
         <w:rPr>
           <w:lang w:val="es-CO"/>
         </w:rPr>
-        <w:t xml:space="preserve">Se considera satisfactorio el proyecto cuando el docente valida los entregables oficiales, los scripts reconstruyen la base</w:t>
+        <w:t xml:space="preserve">Éxito: aceptación docente, reconstrucción de</w:t>
       </w:r>
       <w:r>
         <w:rPr>
@@ -542,14 +531,14 @@
         <w:rPr>
           <w:lang w:val="es-CO"/>
         </w:rPr>
-        <w:t xml:space="preserve">, las consultas producen los resultados esperados y la aplicación acredita acceso de solo lectura. La validación de Fase 1 se ubica en Semana 8, la de Fase 2 en Semana 13 y el cierre en Semana 14.</w:t>
+        <w:t xml:space="preserve">, consultas correctas y aplicación de solo lectura.</w:t>
       </w:r>
     </w:p>
     <w:p>
       <w:pPr>
         <w:pStyle w:val="Heading1"/>
       </w:pPr>
-      <w:bookmarkStart w:id="23" w:name="_ec7ad293da536eafda195fa3827b90667ba02ae"/>
+      <w:bookmarkStart w:id="23" w:name="_alcance"/>
       <w:r>
         <w:rPr>
           <w:rStyle w:val="SectionNumber"/>
@@ -564,7 +553,7 @@
         <w:rPr>
           <w:lang w:val="es-CO"/>
         </w:rPr>
-        <w:t xml:space="preserve">Alcance autorizado</w:t>
+        <w:t xml:space="preserve">Alcance</w:t>
       </w:r>
       <w:bookmarkEnd w:id="23"/>
     </w:p>
@@ -599,7 +588,7 @@
         <w:rPr>
           <w:lang w:val="es-CO"/>
         </w:rPr>
-        <w:t xml:space="preserve">Estructura geográfica y sedes con director; empleados, veterinarios, auxiliares y especialidades; clientes con teléfonos; mascotas, razas y especies; historia clínica única por mascota; citas y consultas; prescripciones; inventario por sede y stock mínimo; facturas y sus detalles. Incluye modelado, normalización, implementación, datos ficticios y consultas web de demostración. Las operaciones de registro se demuestran mediante SQL; la aplicación web permite únicamente lectura.</w:t>
+        <w:t xml:space="preserve">Geografía, sedes/directores; empleados/veterinarios/auxiliares/especialidades; clientes/teléfonos; mascotas/razas/especies; historia única por mascota; citas/consultas/prescripciones; inventario por sede con mínimo; facturas/detalles. Modelado, normalización, implementación y datos ficticios. Registro por SQL; demostración web de lectura.</w:t>
       </w:r>
     </w:p>
     <w:p>
@@ -633,14 +622,14 @@
         <w:rPr>
           <w:lang w:val="es-CO"/>
         </w:rPr>
-        <w:t xml:space="preserve">Facturación electrónica ante la DIAN, nómina, contabilidad, pagos en línea, compras a proveedores, lotes o vencimientos de medicamentos, autenticación de usuarios finales, aplicación móvil, alta disponibilidad ni réplicas. No se compromete una puesta en producción en clínicas reales.</w:t>
+        <w:t xml:space="preserve">DIAN, nómina, contabilidad, pagos en línea, compras a proveedores, lotes/vencimientos, autenticación final, aplicación móvil, alta disponibilidad, réplicas o producción real.</w:t>
       </w:r>
     </w:p>
     <w:p>
       <w:pPr>
         <w:pStyle w:val="Heading1"/>
       </w:pPr>
-      <w:bookmarkStart w:id="26" w:name="_9414921b14caf6c114b1f981cf2b035f3e7c2a6"/>
+      <w:bookmarkStart w:id="26" w:name="_entregables"/>
       <w:r>
         <w:rPr>
           <w:rStyle w:val="SectionNumber"/>
@@ -655,7 +644,7 @@
         <w:rPr>
           <w:lang w:val="es-CO"/>
         </w:rPr>
-        <w:t xml:space="preserve">Entregables por fase</w:t>
+        <w:t xml:space="preserve">Entregables</w:t>
       </w:r>
       <w:bookmarkEnd w:id="26"/>
     </w:p>
@@ -667,7 +656,7 @@
         <w:rPr>
           <w:lang w:val="es-CO"/>
         </w:rPr>
-        <w:t xml:space="preserve">Productos sujetos a aceptación académica</w:t>
+        <w:t xml:space="preserve">Productos</w:t>
       </w:r>
     </w:p>
     <w:tbl>
@@ -676,7 +665,7 @@
         <w:tblW w:type="pct" w:w="5000"/>
         <w:tblLayout w:type="fixed"/>
         <w:tblLook w:firstRow="1" w:lastRow="0" w:firstColumn="0" w:lastColumn="0" w:noHBand="0" w:noVBand="0" w:val="0020"/>
-        <w:tblCaption w:val="Productos sujetos a aceptación académica"/>
+        <w:tblCaption w:val="Productos"/>
         <w:tblBorders>
           <w:top w:val="single" w:sz="4" w:color="A6A6A6"/>
           <w:left w:val="single" w:sz="4" w:color="A6A6A6"/>
@@ -758,7 +747,7 @@
                 <w:sz w:val="19"/>
                 <w:lang w:val="es-CO"/>
               </w:rPr>
-              <w:t xml:space="preserve">Propuesta del proyecto; Documento de supuestos; MER notación Peter Chen; MER Extendido; MER Barker / Crow’s Foot (MySQL Workbench); Modelo relacional Crow’s Foot (MySQL Workbench); Diccionario de datos; Documento de álgebra relacional (55 ejercicios).</w:t>
+              <w:t xml:space="preserve">Propuesta; supuestos; MER Peter Chen/Extendido/Barker/Crow’s Foot; relacional Crow’s Foot (MySQL Workbench); diccionario; álgebra (55 ejercicios).</w:t>
             </w:r>
           </w:p>
         </w:tc>
@@ -790,7 +779,7 @@
                 <w:sz w:val="19"/>
                 <w:lang w:val="es-CO"/>
               </w:rPr>
-              <w:t xml:space="preserve">Análisis de selección de SO; Implementación de la VM; Análisis de selección de RDBMS; Implementación del RDBMS; Scripts de creación de objetos, inserción de registros y varios con README; Conexión de la aplicación web; Repositorio Git; Video de demostración de máximo 15 minutos, con todos los integrantes con audio y cámara.</w:t>
+              <w:t xml:space="preserve">Selección SO/RDBMS; implementación VM/RDBMS; scripts creación/inserción/varios con README; conexión web; repositorio Git; video ≤15 minutos, todos con audio/cámara.</w:t>
             </w:r>
           </w:p>
         </w:tc>
@@ -822,7 +811,7 @@
                 <w:sz w:val="19"/>
                 <w:lang w:val="es-CO"/>
               </w:rPr>
-              <w:t xml:space="preserve">Acta de constitución; Identificación de interesados; EDT/WBS; Cronograma; Presupuesto; Acta de cierre.</w:t>
+              <w:t xml:space="preserve">Constitución; interesados; EDT/WBS; cronograma; presupuesto; cierre.</w:t>
             </w:r>
           </w:p>
         </w:tc>
@@ -836,14 +825,14 @@
         <w:rPr>
           <w:lang w:val="es-CO"/>
         </w:rPr>
-        <w:t xml:space="preserve">La normalización forma parte del modelo relacional y tiene paquete propio en la EDT; no sustituye ningún entregable oficial.</w:t>
+        <w:t xml:space="preserve">La normalización integra el relacional y tiene paquete propio en EDT.</w:t>
       </w:r>
     </w:p>
     <w:p>
       <w:pPr>
         <w:pStyle w:val="Heading1"/>
       </w:pPr>
-      <w:bookmarkStart w:id="27" w:name="_10ff8d6f2282a4d379fff7019cda0bb7c6d2136"/>
+      <w:bookmarkStart w:id="27" w:name="_hitos"/>
       <w:r>
         <w:rPr>
           <w:rStyle w:val="SectionNumber"/>
@@ -858,7 +847,7 @@
         <w:rPr>
           <w:lang w:val="es-CO"/>
         </w:rPr>
-        <w:t xml:space="preserve">Hitos de control</w:t>
+        <w:t xml:space="preserve">Hitos</w:t>
       </w:r>
       <w:bookmarkEnd w:id="27"/>
     </w:p>
@@ -870,16 +859,15 @@
         <w:rPr>
           <w:lang w:val="es-CO"/>
         </w:rPr>
-        <w:t xml:space="preserve">Secuencia de hitos autorizada</w:t>
+        <w:t xml:space="preserve">Hitos</w:t>
       </w:r>
     </w:p>
     <w:tbl>
       <w:tblPr>
         <w:tblStyle w:val="Table"/>
-        <w:tblW w:type="pct" w:w="5000"/>
-        <w:tblLayout w:type="fixed"/>
+        <w:tblW w:type="auto" w:w="0"/>
         <w:tblLook w:firstRow="1" w:lastRow="0" w:firstColumn="0" w:lastColumn="0" w:noHBand="0" w:noVBand="0" w:val="0020"/>
-        <w:tblCaption w:val="Secuencia de hitos autorizada"/>
+        <w:tblCaption w:val="Hitos"/>
         <w:tblBorders>
           <w:top w:val="single" w:sz="4" w:color="A6A6A6"/>
           <w:left w:val="single" w:sz="4" w:color="A6A6A6"/>
@@ -980,7 +968,7 @@
                 <w:sz w:val="19"/>
                 <w:lang w:val="es-CO"/>
               </w:rPr>
-              <w:t xml:space="preserve">Inicio y constitución del proyecto</w:t>
+              <w:t xml:space="preserve">Inicio/constitución</w:t>
             </w:r>
           </w:p>
         </w:tc>
@@ -1027,7 +1015,7 @@
                 <w:sz w:val="19"/>
                 <w:lang w:val="es-CO"/>
               </w:rPr>
-              <w:t xml:space="preserve">Envío de la propuesta y la Fase 1 para validación del docente</w:t>
+              <w:t xml:space="preserve">Validación docente: propuesta/Fase 1</w:t>
             </w:r>
           </w:p>
         </w:tc>
@@ -1074,7 +1062,7 @@
                 <w:sz w:val="19"/>
                 <w:lang w:val="es-CO"/>
               </w:rPr>
-              <w:t xml:space="preserve">Entrega de la Fase 2</w:t>
+              <w:t xml:space="preserve">Entrega Fase 2</w:t>
             </w:r>
           </w:p>
         </w:tc>
@@ -1121,7 +1109,7 @@
                 <w:sz w:val="19"/>
                 <w:lang w:val="es-CO"/>
               </w:rPr>
-              <w:t xml:space="preserve">Sustentación, aceptación y cierre</w:t>
+              <w:t xml:space="preserve">Sustentación/aceptación/cierre</w:t>
             </w:r>
           </w:p>
         </w:tc>
@@ -1173,25 +1161,14 @@
         <w:rPr>
           <w:lang w:val="es-CO"/>
         </w:rPr>
-        <w:t xml:space="preserve">Se supone disponibilidad de los tres integrantes y de sus portátiles, acceso a Internet y retroalimentación del docente en las revisiones. Los actores de Huella Sana son perfiles simulados; el equipo valida reglas del caso con el docente, sin atribuir entrevistas a una empresa real.</w:t>
-      </w:r>
-    </w:p>
-    <w:p>
-      <w:pPr>
-        <w:pStyle w:val="BodyText"/>
-      </w:pPr>
-      <w:r>
-        <w:rPr>
-          <w:lang w:val="es-CO"/>
-        </w:rPr>
-        <w:t xml:space="preserve">El horizonte es de 14 semanas y 385 horas de esfuerzo distribuido, sin dedicación exclusiva. Se utilizarán Oracle Linux 9, MySQL 8.4 LTS con MySQL Workbench, una VM con KVM en el computador servidor (con simulación previa en Lima en macOS) y Java con Spring Boot (sin ORM), dentro de la VM de 6 GB prevista en la propuesta. Los datos serán ficticios y el esquema de consulta tendrá privilegios mínimos. El medio de virtualización se adecúa al equipo anfitrión sin cambiar el alcance funcional.</w:t>
+        <w:t xml:space="preserve">Se supone disponibilidad de tres integrantes, portátiles, Internet y revisión docente de reglas; actores simulados. Esfuerzo: 14 semanas, 385 horas, sin exclusividad. Oracle Linux 9, MySQL 8.4 LTS/MySQL Workbench, KVM en servidor, simulación Lima/macOS; Java/Spring Boot sin ORM, VM de 6 GB. Datos ficticios y privilegios mínimos.</w:t>
       </w:r>
     </w:p>
     <w:p>
       <w:pPr>
         <w:pStyle w:val="Heading1"/>
       </w:pPr>
-      <w:bookmarkStart w:id="29" w:name="_4a723c2c1a0d42708c69df282f5800ac7e5fd19"/>
+      <w:bookmarkStart w:id="29" w:name="_riesgos"/>
       <w:r>
         <w:rPr>
           <w:rStyle w:val="SectionNumber"/>
@@ -1206,7 +1183,7 @@
         <w:rPr>
           <w:lang w:val="es-CO"/>
         </w:rPr>
-        <w:t xml:space="preserve">Riesgos de alto nivel</w:t>
+        <w:t xml:space="preserve">Riesgos</w:t>
       </w:r>
       <w:bookmarkEnd w:id="29"/>
     </w:p>
@@ -1218,7 +1195,7 @@
         <w:rPr>
           <w:lang w:val="es-CO"/>
         </w:rPr>
-        <w:t xml:space="preserve">Riesgos y respuestas iniciales</w:t>
+        <w:t xml:space="preserve">Riesgos</w:t>
       </w:r>
     </w:p>
     <w:tbl>
@@ -1227,7 +1204,7 @@
         <w:tblW w:type="pct" w:w="5000"/>
         <w:tblLayout w:type="fixed"/>
         <w:tblLook w:firstRow="1" w:lastRow="0" w:firstColumn="0" w:lastColumn="0" w:noHBand="0" w:noVBand="0" w:val="0020"/>
-        <w:tblCaption w:val="Riesgos y respuestas iniciales"/>
+        <w:tblCaption w:val="Riesgos"/>
         <w:tblBorders>
           <w:top w:val="single" w:sz="4" w:color="A6A6A6"/>
           <w:left w:val="single" w:sz="4" w:color="A6A6A6"/>
@@ -1313,7 +1290,7 @@
                 <w:sz w:val="19"/>
                 <w:lang w:val="es-CO"/>
               </w:rPr>
-              <w:t xml:space="preserve">Recursos insuficientes o incompatibilidad de virtualización</w:t>
+              <w:t xml:space="preserve">Recursos insuficientes/virtualización incompatible</w:t>
             </w:r>
           </w:p>
         </w:tc>
@@ -1343,7 +1320,7 @@
                 <w:sz w:val="19"/>
                 <w:lang w:val="es-CO"/>
               </w:rPr>
-              <w:t xml:space="preserve">Validar arquitectura, memoria y arranque antes de instalar MySQL; Juan Miguel Ramos.</w:t>
+              <w:t xml:space="preserve">Validar arquitectura/memoria/arranque antes de MySQL; Juan Miguel Ramos.</w:t>
             </w:r>
           </w:p>
         </w:tc>
@@ -1360,7 +1337,7 @@
                 <w:sz w:val="19"/>
                 <w:lang w:val="es-CO"/>
               </w:rPr>
-              <w:t xml:space="preserve">Cambios tardíos de alcance</w:t>
+              <w:t xml:space="preserve">Alcance tardío</w:t>
             </w:r>
           </w:p>
         </w:tc>
@@ -1390,7 +1367,7 @@
                 <w:sz w:val="19"/>
                 <w:lang w:val="es-CO"/>
               </w:rPr>
-              <w:t xml:space="preserve">Registrar solicitud, estimar horas e impacto y obtener validación del docente; Juan David Polo Herrera.</w:t>
+              <w:t xml:space="preserve">Registrar, estimar horas/impacto, validar con docente; Juan David Polo Herrera.</w:t>
             </w:r>
           </w:p>
         </w:tc>
@@ -1407,7 +1384,7 @@
                 <w:sz w:val="19"/>
                 <w:lang w:val="es-CO"/>
               </w:rPr>
-              <w:t xml:space="preserve">Cardinalidades o restricciones incorrectas</w:t>
+              <w:t xml:space="preserve">Cardinalidades/restricciones incorrectas</w:t>
             </w:r>
           </w:p>
         </w:tc>
@@ -1437,7 +1414,7 @@
                 <w:sz w:val="19"/>
                 <w:lang w:val="es-CO"/>
               </w:rPr>
-              <w:t xml:space="preserve">Revisar modelos, normalización y resultados de 55 consultas; Sebastián Castellanos Parra.</w:t>
+              <w:t xml:space="preserve">Revisar modelos/normalización/55 consultas; Sebastián Castellanos Parra.</w:t>
             </w:r>
           </w:p>
         </w:tc>
@@ -1454,7 +1431,7 @@
                 <w:sz w:val="19"/>
                 <w:lang w:val="es-CO"/>
               </w:rPr>
-              <w:t xml:space="preserve">Aportes desiguales al repositorio</w:t>
+              <w:t xml:space="preserve">Aportes desiguales</w:t>
             </w:r>
           </w:p>
         </w:tc>
@@ -1484,7 +1461,7 @@
                 <w:sz w:val="19"/>
                 <w:lang w:val="es-CO"/>
               </w:rPr>
-              <w:t xml:space="preserve">Asignar paquetes, revisar avances semanalmente y verificar contribuciones; Juan David Polo Herrera.</w:t>
+              <w:t xml:space="preserve">Asignar/revisar semanalmente/verificar; Juan David Polo Herrera.</w:t>
             </w:r>
           </w:p>
         </w:tc>
@@ -1501,7 +1478,7 @@
                 <w:sz w:val="19"/>
                 <w:lang w:val="es-CO"/>
               </w:rPr>
-              <w:t xml:space="preserve">Divergencia entre DDL, diccionario y diagramas</w:t>
+              <w:t xml:space="preserve">DDL/diccionario/diagramas divergentes</w:t>
             </w:r>
           </w:p>
         </w:tc>
@@ -1531,7 +1508,7 @@
                 <w:sz w:val="19"/>
                 <w:lang w:val="es-CO"/>
               </w:rPr>
-              <w:t xml:space="preserve">Regenerar desde la especificación común y revisar diferencias; Juan David Polo Herrera.</w:t>
+              <w:t xml:space="preserve">Regenerar desde especificación común; revisar; Juan David Polo Herrera.</w:t>
             </w:r>
           </w:p>
         </w:tc>
@@ -1541,7 +1518,7 @@
       <w:pPr>
         <w:pStyle w:val="Heading1"/>
       </w:pPr>
-      <w:bookmarkStart w:id="30" w:name="_001469f6a8da11139ae647a1c000523b716b6c4"/>
+      <w:bookmarkStart w:id="30" w:name="_presupuesto"/>
       <w:r>
         <w:rPr>
           <w:rStyle w:val="SectionNumber"/>
@@ -1556,7 +1533,7 @@
         <w:rPr>
           <w:lang w:val="es-CO"/>
         </w:rPr>
-        <w:t xml:space="preserve">Presupuesto resumido</w:t>
+        <w:t xml:space="preserve">Presupuesto</w:t>
       </w:r>
       <w:bookmarkEnd w:id="30"/>
     </w:p>
@@ -1872,33 +1849,7 @@
         <w:rPr>
           <w:lang w:val="es-CO"/>
         </w:rPr>
-        <w:t xml:space="preserve">El presupuesto total es</w:t>
-      </w:r>
-      <w:r>
-        <w:rPr>
-          <w:lang w:val="es-CO"/>
-        </w:rPr>
-        <w:t xml:space="preserve"> </w:t>
-      </w:r>
-      <w:r>
-        <w:rPr>
-          <w:b/>
-          <w:bCs/>
-          <w:lang w:val="es-CO"/>
-        </w:rPr>
-        <w:t xml:space="preserve">11.603.900 COP</w:t>
-      </w:r>
-      <w:r>
-        <w:rPr>
-          <w:lang w:val="es-CO"/>
-        </w:rPr>
-        <w:t xml:space="preserve"> </w:t>
-      </w:r>
-      <w:r>
-        <w:rPr>
-          <w:lang w:val="es-CO"/>
-        </w:rPr>
-        <w:t xml:space="preserve">y coincide con el presupuesto detallado y el Excel. Valora aportes académicos. El gerente registra el uso de reserva y solicita validación del docente si altera el alcance.</w:t>
+        <w:t xml:space="preserve">Valora aportes académicos. El gerente registra reservas; cambios de alcance requieren validación docente.</w:t>
       </w:r>
     </w:p>
     <w:p>
@@ -2057,7 +2008,7 @@
                 <w:sz w:val="19"/>
                 <w:lang w:val="es-CO"/>
               </w:rPr>
-              <w:t xml:space="preserve">Coordinar líneas base, modelo relacional, normalización, scripts y Git.</w:t>
+              <w:t xml:space="preserve">Coordinar líneas base/relacional/normalización/scripts/Git.</w:t>
             </w:r>
           </w:p>
         </w:tc>
@@ -2104,7 +2055,7 @@
                 <w:sz w:val="19"/>
                 <w:lang w:val="es-CO"/>
               </w:rPr>
-              <w:t xml:space="preserve">Requerimientos, interesados, supuestos, Chen/EER, modelo lógico y diccionario; verificar trazabilidad.</w:t>
+              <w:t xml:space="preserve">Requerimientos/interesados/supuestos/Chen/EER/lógico/diccionario/trazabilidad.</w:t>
             </w:r>
           </w:p>
         </w:tc>
@@ -2151,7 +2102,7 @@
                 <w:sz w:val="19"/>
                 <w:lang w:val="es-CO"/>
               </w:rPr>
-              <w:t xml:space="preserve">Álgebra relacional y SQL, análisis de SO, VM, aplicación web y coordinación del video.</w:t>
+              <w:t xml:space="preserve">Álgebra/SQL/SO/VM/web/video.</w:t>
             </w:r>
           </w:p>
         </w:tc>
@@ -2198,7 +2149,7 @@
                 <w:sz w:val="19"/>
                 <w:lang w:val="es-CO"/>
               </w:rPr>
-              <w:t xml:space="preserve">Orientar, validar alcance y criterios de aceptación, evaluar fases y autorizar cierre académico; sin financiación monetaria asumida.</w:t>
+              <w:t xml:space="preserve">Orientar, validar alcance/aceptación, evaluar fases, autorizar cierre; sin financiación.</w:t>
             </w:r>
           </w:p>
         </w:tc>
@@ -2235,7 +2186,7 @@
         <w:rPr>
           <w:lang w:val="es-CO"/>
         </w:rPr>
-        <w:t xml:space="preserve">La firma formaliza la aceptación del alcance y de las líneas base. Los espacios se dejan para sus titulares.</w:t>
+        <w:t xml:space="preserve">La firma acepta alcance y líneas base.</w:t>
       </w:r>
     </w:p>
     <w:p>

--- a/documentos/transversales/01_Acta_de_Constitucion.docx
+++ b/documentos/transversales/01_Acta_de_Constitucion.docx
@@ -369,7 +369,7 @@
         <w:rPr>
           <w:lang w:val="es-CO"/>
         </w:rPr>
-        <w:t xml:space="preserve">Implementar SIGEVET desde el modelo conceptual hasta MySQL en VM Oracle Linux y consulta web.</w:t>
+        <w:t xml:space="preserve">Implementar SIGEVET desde el modelo conceptual hasta MySQL en una VM con Oracle Linux y consulta web.</w:t>
       </w:r>
     </w:p>
     <w:p>
@@ -1161,7 +1161,7 @@
         <w:rPr>
           <w:lang w:val="es-CO"/>
         </w:rPr>
-        <w:t xml:space="preserve">Se supone disponibilidad de tres integrantes, portátiles, Internet y revisión docente de reglas; actores simulados. Esfuerzo: 14 semanas, 385 horas, sin exclusividad. Oracle Linux 9, MySQL 8.4 LTS/MySQL Workbench, KVM en servidor, simulación Lima/macOS; Java/Spring Boot sin ORM, VM de 6 GB. Datos ficticios y privilegios mínimos.</w:t>
+        <w:t xml:space="preserve">Se supone que hay tres integrantes con portátiles e Internet y que el docente revisa las reglas; los actores son simulados. Esfuerzo: 14 semanas, 385 horas, sin exclusividad. Tecnología: Oracle Linux 9, MySQL 8.4 LTS con MySQL Workbench, KVM en servidor, simulación con Lima en macOS, y Java con Spring Boot sin ORM, VM de 6 GB. Datos ficticios y privilegios mínimos.</w:t>
       </w:r>
     </w:p>
     <w:p>
@@ -1849,7 +1849,7 @@
         <w:rPr>
           <w:lang w:val="es-CO"/>
         </w:rPr>
-        <w:t xml:space="preserve">Valora aportes académicos. El gerente registra reservas; cambios de alcance requieren validación docente.</w:t>
+        <w:t xml:space="preserve">El presupuesto valora los aportes académicos. El gerente registra reservas; los cambios de alcance requieren validación docente.</w:t>
       </w:r>
     </w:p>
     <w:p>
